--- a/klagomål/A 19852-2026 FSC-klagomål.docx
+++ b/klagomål/A 19852-2026 FSC-klagomål.docx
@@ -651,7 +651,7 @@
     <w:r>
       <w:tab/>
       <w:tab/>
-      <w:t>2026-04-24</w:t>
+      <w:t>2026-04-25</w:t>
       <w:br/>
       <w:br/>
     </w:r>

--- a/klagomål/A 19852-2026 FSC-klagomål.docx
+++ b/klagomål/A 19852-2026 FSC-klagomål.docx
@@ -651,7 +651,7 @@
     <w:r>
       <w:tab/>
       <w:tab/>
-      <w:t>2026-04-25</w:t>
+      <w:t>2026-04-26</w:t>
       <w:br/>
       <w:br/>
     </w:r>

--- a/klagomål/A 19852-2026 FSC-klagomål.docx
+++ b/klagomål/A 19852-2026 FSC-klagomål.docx
@@ -651,7 +651,7 @@
     <w:r>
       <w:tab/>
       <w:tab/>
-      <w:t>2026-04-26</w:t>
+      <w:t>2026-04-27</w:t>
       <w:br/>
       <w:br/>
     </w:r>

--- a/klagomål/A 19852-2026 FSC-klagomål.docx
+++ b/klagomål/A 19852-2026 FSC-klagomål.docx
@@ -651,7 +651,7 @@
     <w:r>
       <w:tab/>
       <w:tab/>
-      <w:t>2026-04-27</w:t>
+      <w:t>2026-04-28</w:t>
       <w:br/>
       <w:br/>
     </w:r>

--- a/klagomål/A 19852-2026 FSC-klagomål.docx
+++ b/klagomål/A 19852-2026 FSC-klagomål.docx
@@ -651,7 +651,7 @@
     <w:r>
       <w:tab/>
       <w:tab/>
-      <w:t>2026-04-28</w:t>
+      <w:t>2026-04-29</w:t>
       <w:br/>
       <w:br/>
     </w:r>

--- a/klagomål/A 19852-2026 FSC-klagomål.docx
+++ b/klagomål/A 19852-2026 FSC-klagomål.docx
@@ -651,7 +651,7 @@
     <w:r>
       <w:tab/>
       <w:tab/>
-      <w:t>2026-04-29</w:t>
+      <w:t>2026-04-30</w:t>
       <w:br/>
       <w:br/>
     </w:r>

--- a/klagomål/A 19852-2026 FSC-klagomål.docx
+++ b/klagomål/A 19852-2026 FSC-klagomål.docx
@@ -651,7 +651,7 @@
     <w:r>
       <w:tab/>
       <w:tab/>
-      <w:t>2026-04-30</w:t>
+      <w:t>2026-05-01</w:t>
       <w:br/>
       <w:br/>
     </w:r>

--- a/klagomål/A 19852-2026 FSC-klagomål.docx
+++ b/klagomål/A 19852-2026 FSC-klagomål.docx
@@ -651,7 +651,7 @@
     <w:r>
       <w:tab/>
       <w:tab/>
-      <w:t>2026-05-01</w:t>
+      <w:t>2026-05-02</w:t>
       <w:br/>
       <w:br/>
     </w:r>

--- a/klagomål/A 19852-2026 FSC-klagomål.docx
+++ b/klagomål/A 19852-2026 FSC-klagomål.docx
@@ -651,7 +651,7 @@
     <w:r>
       <w:tab/>
       <w:tab/>
-      <w:t>2026-05-02</w:t>
+      <w:t>2026-05-03</w:t>
       <w:br/>
       <w:br/>
     </w:r>
